--- a/Received/nursery/Nursery, Nepali O.docx
+++ b/Received/nursery/Nursery, Nepali O.docx
@@ -17,6 +17,114 @@
           <w:szCs w:val="32"/>
         </w:rPr>
       </w:pPr>
+      <w:r>
+        <w:rPr>
+          <w:rFonts w:ascii="Preeti" w:hAnsi="Preeti"/>
+          <w:b/>
+          <w:noProof/>
+          <w:sz w:val="28"/>
+          <w:szCs w:val="28"/>
+          <w14:ligatures w14:val="standardContextual"/>
+        </w:rPr>
+        <mc:AlternateContent>
+          <mc:Choice Requires="wps">
+            <w:drawing>
+              <wp:anchor distT="45720" distB="45720" distL="114300" distR="114300" simplePos="0" relativeHeight="251666432" behindDoc="0" locked="0" layoutInCell="1" allowOverlap="1" wp14:anchorId="2BE3C940" wp14:editId="2E9C2070">
+                <wp:simplePos x="0" y="0"/>
+                <wp:positionH relativeFrom="column">
+                  <wp:posOffset>5886450</wp:posOffset>
+                </wp:positionH>
+                <wp:positionV relativeFrom="paragraph">
+                  <wp:posOffset>-111760</wp:posOffset>
+                </wp:positionV>
+                <wp:extent cx="609600" cy="295910"/>
+                <wp:effectExtent l="0" t="0" r="0" b="0"/>
+                <wp:wrapNone/>
+                <wp:docPr id="320757439" name="Text Box 1"/>
+                <wp:cNvGraphicFramePr>
+                  <a:graphicFrameLocks xmlns:a="http://schemas.openxmlformats.org/drawingml/2006/main"/>
+                </wp:cNvGraphicFramePr>
+                <a:graphic xmlns:a="http://schemas.openxmlformats.org/drawingml/2006/main">
+                  <a:graphicData uri="http://schemas.microsoft.com/office/word/2010/wordprocessingShape">
+                    <wps:wsp>
+                      <wps:cNvSpPr txBox="1">
+                        <a:spLocks noChangeArrowheads="1"/>
+                      </wps:cNvSpPr>
+                      <wps:spPr bwMode="auto">
+                        <a:xfrm>
+                          <a:off x="0" y="0"/>
+                          <a:ext cx="609600" cy="295910"/>
+                        </a:xfrm>
+                        <a:prstGeom prst="rect">
+                          <a:avLst/>
+                        </a:prstGeom>
+                        <a:noFill/>
+                        <a:ln w="9525">
+                          <a:noFill/>
+                          <a:miter lim="800000"/>
+                          <a:headEnd/>
+                          <a:tailEnd/>
+                        </a:ln>
+                      </wps:spPr>
+                      <wps:txbx>
+                        <w:txbxContent>
+                          <w:p>
+                            <w:r>
+                              <w:rPr>
+                                <w:rFonts w:ascii="Times New Roman" w:hAnsi="Times New Roman"/>
+                                <w:b/>
+                                <w:bCs/>
+                                <w:sz w:val="28"/>
+                                <w:szCs w:val="28"/>
+                              </w:rPr>
+                              <w:t>D- 23</w:t>
+                            </w:r>
+                          </w:p>
+                        </w:txbxContent>
+                      </wps:txbx>
+                      <wps:bodyPr rot="0" vert="horz" wrap="square" lIns="91440" tIns="45720" rIns="91440" bIns="45720" anchor="t" anchorCtr="0">
+                        <a:noAutofit/>
+                      </wps:bodyPr>
+                    </wps:wsp>
+                  </a:graphicData>
+                </a:graphic>
+                <wp14:sizeRelH relativeFrom="margin">
+                  <wp14:pctWidth>0</wp14:pctWidth>
+                </wp14:sizeRelH>
+                <wp14:sizeRelV relativeFrom="margin">
+                  <wp14:pctHeight>0</wp14:pctHeight>
+                </wp14:sizeRelV>
+              </wp:anchor>
+            </w:drawing>
+          </mc:Choice>
+          <mc:Fallback>
+            <w:pict>
+              <v:shapetype w14:anchorId="2BE3C940" id="_x0000_t202" coordsize="21600,21600" o:spt="202" path="m,l,21600r21600,l21600,xe">
+                <v:stroke joinstyle="miter"/>
+                <v:path gradientshapeok="t" o:connecttype="rect"/>
+              </v:shapetype>
+              <v:shape id="Text Box 1" o:spid="_x0000_s1026" type="#_x0000_t202" style="position:absolute;left:0;text-align:left;margin-left:463.5pt;margin-top:-8.8pt;width:48pt;height:23.3pt;z-index:251666432;visibility:visible;mso-wrap-style:square;mso-width-percent:0;mso-height-percent:0;mso-wrap-distance-left:9pt;mso-wrap-distance-top:3.6pt;mso-wrap-distance-right:9pt;mso-wrap-distance-bottom:3.6pt;mso-position-horizontal:absolute;mso-position-horizontal-relative:text;mso-position-vertical:absolute;mso-position-vertical-relative:text;mso-width-percent:0;mso-height-percent:0;mso-width-relative:margin;mso-height-relative:margin;v-text-anchor:top" o:gfxdata="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" filled="f" stroked="f">
+                <v:textbox>
+                  <w:txbxContent>
+                    <w:p>
+                      <w:r>
+                        <w:rPr>
+                          <w:rFonts w:ascii="Times New Roman" w:hAnsi="Times New Roman"/>
+                          <w:b/>
+                          <w:bCs/>
+                          <w:sz w:val="28"/>
+                          <w:szCs w:val="28"/>
+                        </w:rPr>
+                        <w:t>D- 23</w:t>
+                      </w:r>
+                    </w:p>
+                  </w:txbxContent>
+                </v:textbox>
+              </v:shape>
+            </w:pict>
+          </mc:Fallback>
+        </mc:AlternateContent>
+      </w:r>
       <w:r>
         <w:rPr>
           <w:rFonts w:ascii="Preeti" w:hAnsi="Preeti"/>
@@ -90,9 +198,9 @@
           <w:sz w:val="40"/>
           <w:szCs w:val="40"/>
         </w:rPr>
-        <w:t>u|</w:t>
-      </w:r>
-      <w:proofErr w:type="gramStart"/>
+        <w:t>u|Lg</w:t>
+      </w:r>
+      <w:proofErr w:type="spellEnd"/>
       <w:r>
         <w:rPr>
           <w:rFonts w:ascii="Preeti" w:hAnsi="Preeti"/>
@@ -101,9 +209,9 @@
           <w:sz w:val="40"/>
           <w:szCs w:val="40"/>
         </w:rPr>
-        <w:t>Lg</w:t>
-      </w:r>
-      <w:proofErr w:type="spellEnd"/>
+        <w:t xml:space="preserve"> ;f];fO6L </w:t>
+      </w:r>
+      <w:proofErr w:type="spellStart"/>
       <w:r>
         <w:rPr>
           <w:rFonts w:ascii="Preeti" w:hAnsi="Preeti"/>
@@ -112,9 +220,9 @@
           <w:sz w:val="40"/>
           <w:szCs w:val="40"/>
         </w:rPr>
-        <w:t xml:space="preserve"> ;f];fO</w:t>
-      </w:r>
-      <w:proofErr w:type="gramEnd"/>
+        <w:t>klAns</w:t>
+      </w:r>
+      <w:proofErr w:type="spellEnd"/>
       <w:r>
         <w:rPr>
           <w:rFonts w:ascii="Preeti" w:hAnsi="Preeti"/>
@@ -123,10 +231,9 @@
           <w:sz w:val="40"/>
           <w:szCs w:val="40"/>
         </w:rPr>
-        <w:t xml:space="preserve">6L </w:t>
-      </w:r>
-      <w:proofErr w:type="spellStart"/>
-      <w:proofErr w:type="gramStart"/>
+        <w:t xml:space="preserve"> :</w:t>
+      </w:r>
+      <w:proofErr w:type="spellStart"/>
       <w:r>
         <w:rPr>
           <w:rFonts w:ascii="Preeti" w:hAnsi="Preeti"/>
@@ -135,32 +242,9 @@
           <w:sz w:val="40"/>
           <w:szCs w:val="40"/>
         </w:rPr>
-        <w:t>klAns</w:t>
-      </w:r>
-      <w:proofErr w:type="spellEnd"/>
-      <w:r>
-        <w:rPr>
-          <w:rFonts w:ascii="Preeti" w:hAnsi="Preeti"/>
-          <w:b/>
-          <w:bCs/>
-          <w:sz w:val="40"/>
-          <w:szCs w:val="40"/>
-        </w:rPr>
-        <w:t xml:space="preserve"> :</w:t>
-      </w:r>
-      <w:proofErr w:type="spellStart"/>
-      <w:r>
-        <w:rPr>
-          <w:rFonts w:ascii="Preeti" w:hAnsi="Preeti"/>
-          <w:b/>
-          <w:bCs/>
-          <w:sz w:val="40"/>
-          <w:szCs w:val="40"/>
-        </w:rPr>
         <w:t>s'n</w:t>
       </w:r>
       <w:proofErr w:type="spellEnd"/>
-      <w:proofErr w:type="gramEnd"/>
     </w:p>
     <w:p>
       <w:pPr>
@@ -197,27 +281,7 @@
           <w:sz w:val="28"/>
           <w:szCs w:val="28"/>
         </w:rPr>
-        <w:t>/–&amp;</w:t>
-      </w:r>
-      <w:proofErr w:type="gramStart"/>
-      <w:r>
-        <w:rPr>
-          <w:rFonts w:ascii="Preeti" w:hAnsi="Preeti"/>
-          <w:b/>
-          <w:sz w:val="28"/>
-          <w:szCs w:val="28"/>
-        </w:rPr>
-        <w:t>, ;f</w:t>
-      </w:r>
-      <w:proofErr w:type="gramEnd"/>
-      <w:r>
-        <w:rPr>
-          <w:rFonts w:ascii="Preeti" w:hAnsi="Preeti"/>
-          <w:b/>
-          <w:sz w:val="28"/>
-          <w:szCs w:val="28"/>
-        </w:rPr>
-        <w:t>}/</w:t>
+        <w:t>/–&amp;, ;f}/</w:t>
       </w:r>
       <w:proofErr w:type="spellStart"/>
       <w:r>
@@ -259,7 +323,6 @@
         <w:spacing w:after="0" w:line="240" w:lineRule="auto"/>
         <w:jc w:val="center"/>
       </w:pPr>
-      <w:proofErr w:type="gramStart"/>
       <w:r>
         <w:rPr>
           <w:rFonts w:ascii="Preeti" w:hAnsi="Preeti"/>
@@ -268,9 +331,8 @@
           <w:szCs w:val="36"/>
           <w:u w:val="single"/>
         </w:rPr>
-        <w:t>t];|</w:t>
-      </w:r>
-      <w:proofErr w:type="gramEnd"/>
+        <w:t>t];|f]</w:t>
+      </w:r>
       <w:r>
         <w:rPr>
           <w:rFonts w:ascii="Preeti" w:hAnsi="Preeti"/>
@@ -279,8 +341,9 @@
           <w:szCs w:val="36"/>
           <w:u w:val="single"/>
         </w:rPr>
-        <w:t>f]</w:t>
-      </w:r>
+        <w:t xml:space="preserve"> q}</w:t>
+      </w:r>
+      <w:proofErr w:type="spellStart"/>
       <w:r>
         <w:rPr>
           <w:rFonts w:ascii="Preeti" w:hAnsi="Preeti"/>
@@ -289,40 +352,7 @@
           <w:szCs w:val="36"/>
           <w:u w:val="single"/>
         </w:rPr>
-        <w:t xml:space="preserve"> </w:t>
-      </w:r>
-      <w:proofErr w:type="gramStart"/>
-      <w:r>
-        <w:rPr>
-          <w:rFonts w:ascii="Preeti" w:hAnsi="Preeti"/>
-          <w:b/>
-          <w:sz w:val="36"/>
-          <w:szCs w:val="36"/>
-          <w:u w:val="single"/>
-        </w:rPr>
-        <w:t>q}</w:t>
-      </w:r>
-      <w:proofErr w:type="spellStart"/>
-      <w:r>
-        <w:rPr>
-          <w:rFonts w:ascii="Preeti" w:hAnsi="Preeti"/>
-          <w:b/>
-          <w:sz w:val="36"/>
-          <w:szCs w:val="36"/>
-          <w:u w:val="single"/>
-        </w:rPr>
-        <w:t>dfl</w:t>
-      </w:r>
-      <w:proofErr w:type="gramEnd"/>
-      <w:r>
-        <w:rPr>
-          <w:rFonts w:ascii="Preeti" w:hAnsi="Preeti"/>
-          <w:b/>
-          <w:sz w:val="36"/>
-          <w:szCs w:val="36"/>
-          <w:u w:val="single"/>
-        </w:rPr>
-        <w:t>;s</w:t>
+        <w:t>dfl;s</w:t>
       </w:r>
       <w:proofErr w:type="spellEnd"/>
       <w:r>
@@ -415,27 +445,7 @@
           <w:bCs/>
           <w:sz w:val="36"/>
         </w:rPr>
-        <w:t xml:space="preserve"> </w:t>
-      </w:r>
-      <w:proofErr w:type="gramStart"/>
-      <w:r>
-        <w:rPr>
-          <w:rFonts w:ascii="Preeti" w:hAnsi="Preeti"/>
-          <w:b/>
-          <w:bCs/>
-          <w:sz w:val="36"/>
-        </w:rPr>
-        <w:t>g;{</w:t>
-      </w:r>
-      <w:proofErr w:type="gramEnd"/>
-      <w:r>
-        <w:rPr>
-          <w:rFonts w:ascii="Preeti" w:hAnsi="Preeti"/>
-          <w:b/>
-          <w:bCs/>
-          <w:sz w:val="36"/>
-        </w:rPr>
-        <w:t>/L</w:t>
+        <w:t xml:space="preserve"> g;{/L</w:t>
       </w:r>
       <w:r>
         <w:rPr>
@@ -492,7 +502,6 @@
         </w:rPr>
         <w:t xml:space="preserve">समय </w:t>
       </w:r>
-      <w:proofErr w:type="gramStart"/>
       <w:r>
         <w:rPr>
           <w:rFonts w:ascii="Preeti" w:hAnsi="Preeti"/>
@@ -518,16 +527,7 @@
           <w:b/>
           <w:lang w:eastAsia="zh-CN" w:bidi="hi-IN"/>
         </w:rPr>
-        <w:t>@</w:t>
-      </w:r>
-      <w:proofErr w:type="gramEnd"/>
-      <w:r>
-        <w:rPr>
-          <w:rFonts w:ascii="Preeti" w:hAnsi="Preeti"/>
-          <w:b/>
-          <w:lang w:eastAsia="zh-CN" w:bidi="hi-IN"/>
-        </w:rPr>
-        <w:t xml:space="preserve"> </w:t>
+        <w:t xml:space="preserve">@ </w:t>
       </w:r>
       <w:r>
         <w:rPr>
@@ -606,19 +606,8 @@
           <w:sz w:val="32"/>
           <w:szCs w:val="32"/>
         </w:rPr>
-        <w:t>k"0</w:t>
-      </w:r>
-      <w:proofErr w:type="gramStart"/>
-      <w:r>
-        <w:rPr>
-          <w:rFonts w:ascii="Preeti" w:hAnsi="Preeti"/>
-          <w:b/>
-          <w:sz w:val="32"/>
-          <w:szCs w:val="32"/>
-        </w:rPr>
-        <w:t>ff{</w:t>
-      </w:r>
-      <w:proofErr w:type="gramEnd"/>
+        <w:t>k"0ff{</w:t>
+      </w:r>
       <w:r>
         <w:rPr>
           <w:rFonts w:ascii="Preeti" w:hAnsi="Preeti" w:cs="Times New Roman"/>
@@ -627,18 +616,7 @@
           <w:szCs w:val="32"/>
           <w:lang w:eastAsia="zh-CN"/>
         </w:rPr>
-        <w:t>ÍM–</w:t>
-      </w:r>
-      <w:proofErr w:type="gramStart"/>
-      <w:r>
-        <w:rPr>
-          <w:rFonts w:ascii="Preeti" w:hAnsi="Preeti" w:cs="Times New Roman"/>
-          <w:b/>
-          <w:sz w:val="32"/>
-          <w:szCs w:val="32"/>
-          <w:lang w:eastAsia="zh-CN"/>
-        </w:rPr>
-        <w:t>%)</w:t>
+        <w:t>ÍM–%)</w:t>
       </w:r>
       <w:r>
         <w:rPr>
@@ -648,18 +626,7 @@
           <w:szCs w:val="24"/>
           <w:lang w:eastAsia="zh-CN" w:bidi="hi-IN"/>
         </w:rPr>
-        <w:t xml:space="preserve">   </w:t>
-      </w:r>
-      <w:proofErr w:type="gramEnd"/>
-      <w:r>
-        <w:rPr>
-          <w:rFonts w:ascii="Preeti" w:hAnsi="Preeti"/>
-          <w:bCs/>
-          <w:sz w:val="24"/>
-          <w:szCs w:val="24"/>
-          <w:lang w:eastAsia="zh-CN" w:bidi="hi-IN"/>
-        </w:rPr>
-        <w:t xml:space="preserve">       </w:t>
+        <w:t xml:space="preserve">          </w:t>
       </w:r>
       <w:proofErr w:type="spellStart"/>
       <w:r>
@@ -683,7 +650,6 @@
         </w:rPr>
         <w:t>–</w:t>
       </w:r>
-      <w:proofErr w:type="gramStart"/>
       <w:r>
         <w:rPr>
           <w:rFonts w:ascii="Preeti" w:hAnsi="Preeti" w:cs="Times New Roman"/>
@@ -706,7 +672,6 @@
         <w:t>kfnL</w:t>
       </w:r>
       <w:proofErr w:type="spellEnd"/>
-      <w:proofErr w:type="gramEnd"/>
       <w:r>
         <w:rPr>
           <w:rFonts w:ascii="Preeti" w:hAnsi="Preeti" w:cs="Times New Roman"/>
@@ -728,7 +693,6 @@
         <w:t xml:space="preserve"> </w:t>
       </w:r>
       <w:proofErr w:type="spellStart"/>
-      <w:proofErr w:type="gramStart"/>
       <w:r>
         <w:rPr>
           <w:rFonts w:ascii="Preeti" w:hAnsi="Preeti" w:cs="Times New Roman"/>
@@ -750,7 +714,6 @@
         </w:rPr>
         <w:t>}=</w:t>
       </w:r>
-      <w:proofErr w:type="gramEnd"/>
     </w:p>
     <w:p>
       <w:pPr>
@@ -763,23 +726,13 @@
           <w:szCs w:val="44"/>
         </w:rPr>
       </w:pPr>
-      <w:proofErr w:type="gramStart"/>
-      <w:r>
-        <w:rPr>
-          <w:rFonts w:ascii="Sagarmatha" w:hAnsi="Sagarmatha" w:cs="Arial"/>
-          <w:sz w:val="44"/>
-          <w:szCs w:val="44"/>
-        </w:rPr>
-        <w:t>!=</w:t>
-      </w:r>
-      <w:proofErr w:type="gramEnd"/>
-      <w:r>
-        <w:rPr>
-          <w:rFonts w:ascii="Sagarmatha" w:hAnsi="Sagarmatha" w:cs="Arial"/>
-          <w:sz w:val="44"/>
-          <w:szCs w:val="44"/>
-        </w:rPr>
-        <w:t xml:space="preserve"> </w:t>
+      <w:r>
+        <w:rPr>
+          <w:rFonts w:ascii="Sagarmatha" w:hAnsi="Sagarmatha" w:cs="Arial"/>
+          <w:sz w:val="44"/>
+          <w:szCs w:val="44"/>
+        </w:rPr>
+        <w:t xml:space="preserve">!= </w:t>
       </w:r>
       <w:proofErr w:type="spellStart"/>
       <w:r>
@@ -929,7 +882,6 @@
         <w:t xml:space="preserve">@= </w:t>
       </w:r>
       <w:proofErr w:type="spellStart"/>
-      <w:proofErr w:type="gramStart"/>
       <w:r>
         <w:rPr>
           <w:rFonts w:ascii="Sagarmatha" w:hAnsi="Sagarmatha" w:cs="Arial"/>
@@ -957,7 +909,6 @@
         <w:t>slt</w:t>
       </w:r>
       <w:proofErr w:type="spellEnd"/>
-      <w:proofErr w:type="gramEnd"/>
       <w:r>
         <w:rPr>
           <w:rFonts w:ascii="Sagarmatha" w:hAnsi="Sagarmatha" w:cs="Arial"/>
@@ -991,25 +942,7 @@
           <w:sz w:val="44"/>
           <w:szCs w:val="44"/>
         </w:rPr>
-        <w:t>x'g</w:t>
-      </w:r>
-      <w:proofErr w:type="spellEnd"/>
-      <w:r>
-        <w:rPr>
-          <w:rFonts w:ascii="Sagarmatha" w:hAnsi="Sagarmatha" w:cs="Arial"/>
-          <w:sz w:val="44"/>
-          <w:szCs w:val="44"/>
-        </w:rPr>
-        <w:t xml:space="preserve">' </w:t>
-      </w:r>
-      <w:proofErr w:type="spellStart"/>
-      <w:r>
-        <w:rPr>
-          <w:rFonts w:ascii="Sagarmatha" w:hAnsi="Sagarmatha" w:cs="Arial"/>
-          <w:sz w:val="44"/>
-          <w:szCs w:val="44"/>
-        </w:rPr>
-        <w:t>eof</w:t>
+        <w:t>x'g'eof</w:t>
       </w:r>
       <w:proofErr w:type="spellEnd"/>
       <w:r>
@@ -1106,7 +1039,6 @@
         <w:t xml:space="preserve">#= </w:t>
       </w:r>
       <w:proofErr w:type="spellStart"/>
-      <w:proofErr w:type="gramStart"/>
       <w:r>
         <w:rPr>
           <w:rFonts w:ascii="Sagarmatha" w:hAnsi="Sagarmatha" w:cs="Arial"/>
@@ -1134,7 +1066,6 @@
         <w:t>slt</w:t>
       </w:r>
       <w:proofErr w:type="spellEnd"/>
-      <w:proofErr w:type="gramEnd"/>
       <w:r>
         <w:rPr>
           <w:rFonts w:ascii="Sagarmatha" w:hAnsi="Sagarmatha" w:cs="Arial"/>
@@ -1388,7 +1319,6 @@
         <w:t xml:space="preserve">%= </w:t>
       </w:r>
       <w:proofErr w:type="spellStart"/>
-      <w:proofErr w:type="gramStart"/>
       <w:r>
         <w:rPr>
           <w:rFonts w:ascii="Sagarmatha" w:hAnsi="Sagarmatha" w:cs="Arial"/>
@@ -1440,16 +1370,7 @@
           <w:sz w:val="44"/>
           <w:szCs w:val="44"/>
         </w:rPr>
-        <w:t>]{ t</w:t>
-      </w:r>
-      <w:proofErr w:type="gramEnd"/>
-      <w:r>
-        <w:rPr>
-          <w:rFonts w:ascii="Sagarmatha" w:hAnsi="Sagarmatha" w:cs="Arial"/>
-          <w:sz w:val="44"/>
-          <w:szCs w:val="44"/>
-        </w:rPr>
-        <w:t>/sf/</w:t>
+        <w:t>]{ t/sf/</w:t>
       </w:r>
       <w:proofErr w:type="spellStart"/>
       <w:r>
@@ -1758,42 +1679,16 @@
           <w:sz w:val="44"/>
           <w:szCs w:val="44"/>
         </w:rPr>
-        <w:t>eGg</w:t>
-      </w:r>
-      <w:r>
-        <w:rPr>
-          <w:rFonts w:ascii="Sagarmatha" w:hAnsi="Sagarmatha" w:cs="Arial"/>
-          <w:sz w:val="44"/>
-          <w:szCs w:val="44"/>
-        </w:rPr>
-        <w:t>’</w:t>
-      </w:r>
-      <w:r>
-        <w:rPr>
-          <w:rFonts w:ascii="Sagarmatha" w:hAnsi="Sagarmatha" w:cs="Arial"/>
-          <w:sz w:val="44"/>
-          <w:szCs w:val="44"/>
-        </w:rPr>
-        <w:t>xf</w:t>
-      </w:r>
-      <w:proofErr w:type="spellEnd"/>
-      <w:proofErr w:type="gramStart"/>
-      <w:r>
-        <w:rPr>
-          <w:rFonts w:ascii="Sagarmatha" w:hAnsi="Sagarmatha" w:cs="Arial"/>
-          <w:sz w:val="44"/>
-          <w:szCs w:val="44"/>
-        </w:rPr>
-        <w:t>];\</w:t>
-      </w:r>
-      <w:proofErr w:type="gramEnd"/>
-      <w:r>
-        <w:rPr>
-          <w:rFonts w:ascii="Sagarmatha" w:hAnsi="Sagarmatha" w:cs="Arial"/>
-          <w:sz w:val="44"/>
-          <w:szCs w:val="44"/>
-        </w:rPr>
-        <w:t xml:space="preserve"> .</w:t>
+        <w:t>eGgxf</w:t>
+      </w:r>
+      <w:proofErr w:type="spellEnd"/>
+      <w:r>
+        <w:rPr>
+          <w:rFonts w:ascii="Sagarmatha" w:hAnsi="Sagarmatha" w:cs="Arial"/>
+          <w:sz w:val="44"/>
+          <w:szCs w:val="44"/>
+        </w:rPr>
+        <w:t>];\ .</w:t>
       </w:r>
       <w:r>
         <w:rPr>
@@ -2000,7 +1895,6 @@
         <w:t xml:space="preserve">] </w:t>
       </w:r>
       <w:proofErr w:type="spellStart"/>
-      <w:proofErr w:type="gramStart"/>
       <w:r>
         <w:rPr>
           <w:rFonts w:ascii="Sagarmatha" w:hAnsi="Sagarmatha" w:cs="Arial"/>
@@ -2010,7 +1904,6 @@
         <w:t>lrqx?sf</w:t>
       </w:r>
       <w:proofErr w:type="spellEnd"/>
-      <w:proofErr w:type="gramEnd"/>
       <w:r>
         <w:rPr>
           <w:rFonts w:ascii="Sagarmatha" w:hAnsi="Sagarmatha" w:cs="Arial"/>
@@ -2047,80 +1940,77 @@
         <w:t>eGg'xf</w:t>
       </w:r>
       <w:proofErr w:type="spellEnd"/>
-      <w:proofErr w:type="gramStart"/>
-      <w:r>
-        <w:rPr>
-          <w:rFonts w:ascii="Sagarmatha" w:hAnsi="Sagarmatha" w:cs="Arial"/>
-          <w:sz w:val="44"/>
-          <w:szCs w:val="44"/>
-        </w:rPr>
-        <w:t>];\</w:t>
-      </w:r>
-      <w:proofErr w:type="gramEnd"/>
-      <w:r>
-        <w:rPr>
-          <w:rFonts w:ascii="Sagarmatha" w:hAnsi="Sagarmatha" w:cs="Arial"/>
-          <w:sz w:val="44"/>
-          <w:szCs w:val="44"/>
-        </w:rPr>
-        <w:t xml:space="preserve"> .</w:t>
-      </w:r>
-      <w:r>
-        <w:rPr>
-          <w:rFonts w:ascii="Sagarmatha" w:hAnsi="Sagarmatha" w:cs="Arial"/>
-          <w:sz w:val="44"/>
-          <w:szCs w:val="44"/>
-        </w:rPr>
-        <w:tab/>
-      </w:r>
-      <w:r>
-        <w:rPr>
-          <w:rFonts w:ascii="Sagarmatha" w:hAnsi="Sagarmatha" w:cs="Arial"/>
-          <w:sz w:val="44"/>
-          <w:szCs w:val="44"/>
-        </w:rPr>
-        <w:tab/>
-      </w:r>
-      <w:r>
-        <w:rPr>
-          <w:rFonts w:ascii="Sagarmatha" w:hAnsi="Sagarmatha" w:cs="Arial"/>
-          <w:sz w:val="44"/>
-          <w:szCs w:val="44"/>
-        </w:rPr>
-        <w:tab/>
-      </w:r>
-      <w:r>
-        <w:rPr>
-          <w:rFonts w:ascii="Sagarmatha" w:hAnsi="Sagarmatha" w:cs="Arial"/>
-          <w:sz w:val="44"/>
-          <w:szCs w:val="44"/>
-        </w:rPr>
-        <w:tab/>
-      </w:r>
-      <w:r>
-        <w:rPr>
-          <w:rFonts w:ascii="Sagarmatha" w:hAnsi="Sagarmatha" w:cs="Arial"/>
-          <w:sz w:val="44"/>
-          <w:szCs w:val="44"/>
-        </w:rPr>
-        <w:tab/>
-      </w:r>
-      <w:r>
-        <w:rPr>
-          <w:rFonts w:ascii="Sagarmatha" w:hAnsi="Sagarmatha" w:cs="Arial"/>
-          <w:sz w:val="44"/>
-          <w:szCs w:val="44"/>
-        </w:rPr>
-        <w:tab/>
-      </w:r>
-      <w:r>
-        <w:rPr>
-          <w:rFonts w:ascii="Sagarmatha" w:hAnsi="Sagarmatha" w:cs="Arial"/>
-          <w:sz w:val="44"/>
-          <w:szCs w:val="44"/>
-        </w:rPr>
-        <w:tab/>
-        <w:t>%</w:t>
+      <w:r>
+        <w:rPr>
+          <w:rFonts w:ascii="Sagarmatha" w:hAnsi="Sagarmatha" w:cs="Arial"/>
+          <w:sz w:val="44"/>
+          <w:szCs w:val="44"/>
+        </w:rPr>
+        <w:t>];\ .</w:t>
+      </w:r>
+      <w:r>
+        <w:rPr>
+          <w:rFonts w:ascii="Sagarmatha" w:hAnsi="Sagarmatha" w:cs="Arial"/>
+          <w:sz w:val="44"/>
+          <w:szCs w:val="44"/>
+        </w:rPr>
+        <w:tab/>
+      </w:r>
+      <w:r>
+        <w:rPr>
+          <w:rFonts w:ascii="Sagarmatha" w:hAnsi="Sagarmatha" w:cs="Arial"/>
+          <w:sz w:val="44"/>
+          <w:szCs w:val="44"/>
+        </w:rPr>
+        <w:tab/>
+      </w:r>
+      <w:r>
+        <w:rPr>
+          <w:rFonts w:ascii="Sagarmatha" w:hAnsi="Sagarmatha" w:cs="Arial"/>
+          <w:sz w:val="44"/>
+          <w:szCs w:val="44"/>
+        </w:rPr>
+        <w:tab/>
+      </w:r>
+      <w:r>
+        <w:rPr>
+          <w:rFonts w:ascii="Sagarmatha" w:hAnsi="Sagarmatha" w:cs="Arial"/>
+          <w:sz w:val="44"/>
+          <w:szCs w:val="44"/>
+        </w:rPr>
+        <w:tab/>
+      </w:r>
+      <w:r>
+        <w:rPr>
+          <w:rFonts w:ascii="Sagarmatha" w:hAnsi="Sagarmatha" w:cs="Arial"/>
+          <w:sz w:val="44"/>
+          <w:szCs w:val="44"/>
+        </w:rPr>
+        <w:tab/>
+      </w:r>
+      <w:r>
+        <w:rPr>
+          <w:rFonts w:ascii="Sagarmatha" w:hAnsi="Sagarmatha" w:cs="Arial"/>
+          <w:sz w:val="44"/>
+          <w:szCs w:val="44"/>
+        </w:rPr>
+        <w:tab/>
+      </w:r>
+      <w:r>
+        <w:rPr>
+          <w:rFonts w:ascii="Sagarmatha" w:hAnsi="Sagarmatha" w:cs="Arial"/>
+          <w:sz w:val="44"/>
+          <w:szCs w:val="44"/>
+        </w:rPr>
+        <w:tab/>
+      </w:r>
+      <w:r>
+        <w:rPr>
+          <w:rFonts w:ascii="Sagarmatha" w:hAnsi="Sagarmatha" w:cs="Arial"/>
+          <w:sz w:val="44"/>
+          <w:szCs w:val="44"/>
+        </w:rPr>
+        <w:t>!)</w:t>
       </w:r>
     </w:p>
     <w:p>
@@ -2627,7 +2517,6 @@
         <w:spacing w:after="0" w:line="240" w:lineRule="auto"/>
         <w:jc w:val="center"/>
       </w:pPr>
-      <w:proofErr w:type="gramStart"/>
       <w:r>
         <w:rPr>
           <w:rFonts w:ascii="Preeti" w:hAnsi="Preeti"/>
@@ -2650,7 +2539,6 @@
         <w:t>dfKt</w:t>
       </w:r>
       <w:proofErr w:type="spellEnd"/>
-      <w:proofErr w:type="gramEnd"/>
     </w:p>
     <w:sectPr>
       <w:pgSz w:w="11906" w:h="16838" w:code="9"/>
